--- a/docx/va/03-variables-tipos-operadores/03-variables-tipos-operadores.docx
+++ b/docx/va/03-variables-tipos-operadores/03-variables-tipos-operadores.docx
@@ -2258,7 +2258,7 @@
     </w:p>
     <w:bookmarkEnd w:id="25"/>
     <w:bookmarkEnd w:id="26"/>
-    <w:bookmarkStart w:id="36" w:name="X4c169ca741609890916942a825f17bea9de2830"/>
+    <w:bookmarkStart w:id="39" w:name="X4c169ca741609890916942a825f17bea9de2830"/>
     <w:p>
       <w:pPr>
         <w:pStyle w:val="Heading1"/>
@@ -3314,7 +3314,7 @@
       </w:r>
     </w:p>
     <w:bookmarkEnd w:id="29"/>
-    <w:bookmarkStart w:id="30" w:name="Xfe51e702f4ac0044ef36a79a3f3fcde9af95322"/>
+    <w:bookmarkStart w:id="33" w:name="Xfe51e702f4ac0044ef36a79a3f3fcde9af95322"/>
     <w:p>
       <w:pPr>
         <w:pStyle w:val="Heading2"/>
@@ -4268,14 +4268,61 @@
       </w:r>
     </w:p>
     <w:p>
+      <w:pPr>
+        <w:pStyle w:val="FirstParagraph"/>
+      </w:pPr>
+      <w:r>
+        <w:drawing>
+          <wp:inline>
+            <wp:extent cx="5334000" cy="2941661"/>
+            <wp:effectExtent b="0" l="0" r="0" t="0"/>
+            <wp:docPr descr="Mapa dels 8 tipus primitius de Java: famílies d'enters, decimals, text i lògica amb els seus bits i rangs" title="" id="31" name="Picture"/>
+            <a:graphic>
+              <a:graphicData uri="http://schemas.openxmlformats.org/drawingml/2006/picture">
+                <pic:pic>
+                  <pic:nvPicPr>
+                    <pic:cNvPr descr="C:/Users/serga/AppData/Local/Temp/opencode/docxgen/png/u03-map-tipo-primitivos-val.png" id="32" name="Picture"/>
+                    <pic:cNvPicPr>
+                      <a:picLocks noChangeArrowheads="1" noChangeAspect="1"/>
+                    </pic:cNvPicPr>
+                  </pic:nvPicPr>
+                  <pic:blipFill>
+                    <a:blip r:embed="rId30"/>
+                    <a:stretch>
+                      <a:fillRect/>
+                    </a:stretch>
+                  </pic:blipFill>
+                  <pic:spPr bwMode="auto">
+                    <a:xfrm>
+                      <a:off x="0" y="0"/>
+                      <a:ext cx="5334000" cy="2941661"/>
+                    </a:xfrm>
+                    <a:prstGeom prst="rect">
+                      <a:avLst/>
+                    </a:prstGeom>
+                    <a:noFill/>
+                    <a:ln w="9525">
+                      <a:noFill/>
+                      <a:headEnd/>
+                      <a:tailEnd/>
+                    </a:ln>
+                  </pic:spPr>
+                </pic:pic>
+              </a:graphicData>
+            </a:graphic>
+          </wp:inline>
+        </w:drawing>
+      </w:r>
+    </w:p>
+    <w:p>
       <w:r>
         <w:pict>
           <v:rect style="width:0;height:1.5pt" o:hralign="center" o:hrstd="t" o:hr="t"/>
         </w:pict>
       </w:r>
     </w:p>
-    <w:bookmarkEnd w:id="30"/>
-    <w:bookmarkStart w:id="31" w:name="X6552b5915c1af5bc28b8253c5057bdb2f5981f2"/>
+    <w:bookmarkEnd w:id="33"/>
+    <w:bookmarkStart w:id="34" w:name="X6552b5915c1af5bc28b8253c5057bdb2f5981f2"/>
     <w:p>
       <w:pPr>
         <w:pStyle w:val="Heading2"/>
@@ -4490,8 +4537,8 @@
         </w:pict>
       </w:r>
     </w:p>
-    <w:bookmarkEnd w:id="31"/>
-    <w:bookmarkStart w:id="32" w:name="star-sé-el-código-my-friend"/>
+    <w:bookmarkEnd w:id="34"/>
+    <w:bookmarkStart w:id="35" w:name="star-sé-el-código-my-friend"/>
     <w:p>
       <w:pPr>
         <w:pStyle w:val="Heading2"/>
@@ -5318,8 +5365,8 @@
         </w:pict>
       </w:r>
     </w:p>
-    <w:bookmarkEnd w:id="32"/>
-    <w:bookmarkStart w:id="33" w:name="dart-mini-chequeig"/>
+    <w:bookmarkEnd w:id="35"/>
+    <w:bookmarkStart w:id="36" w:name="dart-mini-chequeig"/>
     <w:p>
       <w:pPr>
         <w:pStyle w:val="Heading2"/>
@@ -5702,8 +5749,8 @@
         </w:pict>
       </w:r>
     </w:p>
-    <w:bookmarkEnd w:id="33"/>
-    <w:bookmarkStart w:id="35" w:name="white_check_mark-resum-en-3-frases"/>
+    <w:bookmarkEnd w:id="36"/>
+    <w:bookmarkStart w:id="38" w:name="white_check_mark-resum-en-3-frases"/>
     <w:p>
       <w:pPr>
         <w:pStyle w:val="Heading2"/>
@@ -6065,7 +6112,7 @@
       <w:r>
         <w:t xml:space="preserve"> </w:t>
       </w:r>
-      <w:hyperlink r:id="rId34">
+      <w:hyperlink r:id="rId37">
         <w:r>
           <w:rPr>
             <w:rStyle w:val="Hyperlink"/>
@@ -6092,7 +6139,7 @@
       <w:r>
         <w:t xml:space="preserve"> </w:t>
       </w:r>
-      <w:hyperlink r:id="rId34">
+      <w:hyperlink r:id="rId37">
         <w:r>
           <w:rPr>
             <w:rStyle w:val="Hyperlink"/>
@@ -6135,9 +6182,9 @@
         </w:pict>
       </w:r>
     </w:p>
-    <w:bookmarkEnd w:id="35"/>
-    <w:bookmarkEnd w:id="36"/>
-    <w:bookmarkStart w:id="46" w:name="X1badcea168fb9d2e8d1b5e57356b131a04133c4"/>
+    <w:bookmarkEnd w:id="38"/>
+    <w:bookmarkEnd w:id="39"/>
+    <w:bookmarkStart w:id="52" w:name="X1badcea168fb9d2e8d1b5e57356b131a04133c4"/>
     <w:p>
       <w:pPr>
         <w:pStyle w:val="Heading1"/>
@@ -6193,7 +6240,7 @@
         </w:pict>
       </w:r>
     </w:p>
-    <w:bookmarkStart w:id="37" w:name="mailbox_with_mail-la-idea-en-una-frase-1"/>
+    <w:bookmarkStart w:id="40" w:name="mailbox_with_mail-la-idea-en-una-frase-1"/>
     <w:p>
       <w:pPr>
         <w:pStyle w:val="Heading2"/>
@@ -6297,8 +6344,8 @@
         </w:pict>
       </w:r>
     </w:p>
-    <w:bookmarkEnd w:id="37"/>
-    <w:bookmarkStart w:id="38" w:name="Xb3d9f9785085dc61c73c95b861192a833aaaf7b"/>
+    <w:bookmarkEnd w:id="40"/>
+    <w:bookmarkStart w:id="41" w:name="Xb3d9f9785085dc61c73c95b861192a833aaaf7b"/>
     <w:p>
       <w:pPr>
         <w:pStyle w:val="Heading2"/>
@@ -6624,8 +6671,8 @@
         </w:pict>
       </w:r>
     </w:p>
-    <w:bookmarkEnd w:id="38"/>
-    <w:bookmarkStart w:id="39" w:name="X6b8854b058b0b74b3df6c1582bc239a0d7f3d8a"/>
+    <w:bookmarkEnd w:id="41"/>
+    <w:bookmarkStart w:id="42" w:name="X6b8854b058b0b74b3df6c1582bc239a0d7f3d8a"/>
     <w:p>
       <w:pPr>
         <w:pStyle w:val="Heading2"/>
@@ -6920,8 +6967,8 @@
         </w:pict>
       </w:r>
     </w:p>
-    <w:bookmarkEnd w:id="39"/>
-    <w:bookmarkStart w:id="40" w:name="magnet--vs-equals-la-trampa-clàssica"/>
+    <w:bookmarkEnd w:id="42"/>
+    <w:bookmarkStart w:id="46" w:name="magnet--vs-equals-la-trampa-clàssica"/>
     <w:p>
       <w:pPr>
         <w:pStyle w:val="Heading2"/>
@@ -7665,14 +7712,61 @@
       </w:r>
     </w:p>
     <w:p>
+      <w:pPr>
+        <w:pStyle w:val="FirstParagraph"/>
+      </w:pPr>
+      <w:r>
+        <w:drawing>
+          <wp:inline>
+            <wp:extent cx="5334000" cy="3454598"/>
+            <wp:effectExtent b="0" l="0" r="0" t="0"/>
+            <wp:docPr descr="Diagrama del pool de Strings: a i b apunten al mateix objecte del pool i c a un de nou amb new, amb == comparant referències i .equals() el contingut" title="" id="44" name="Picture"/>
+            <a:graphic>
+              <a:graphicData uri="http://schemas.openxmlformats.org/drawingml/2006/picture">
+                <pic:pic>
+                  <pic:nvPicPr>
+                    <pic:cNvPr descr="C:/Users/serga/AppData/Local/Temp/opencode/docxgen/png/u03-pool-strings-val.png" id="45" name="Picture"/>
+                    <pic:cNvPicPr>
+                      <a:picLocks noChangeArrowheads="1" noChangeAspect="1"/>
+                    </pic:cNvPicPr>
+                  </pic:nvPicPr>
+                  <pic:blipFill>
+                    <a:blip r:embed="rId43"/>
+                    <a:stretch>
+                      <a:fillRect/>
+                    </a:stretch>
+                  </pic:blipFill>
+                  <pic:spPr bwMode="auto">
+                    <a:xfrm>
+                      <a:off x="0" y="0"/>
+                      <a:ext cx="5334000" cy="3454598"/>
+                    </a:xfrm>
+                    <a:prstGeom prst="rect">
+                      <a:avLst/>
+                    </a:prstGeom>
+                    <a:noFill/>
+                    <a:ln w="9525">
+                      <a:noFill/>
+                      <a:headEnd/>
+                      <a:tailEnd/>
+                    </a:ln>
+                  </pic:spPr>
+                </pic:pic>
+              </a:graphicData>
+            </a:graphic>
+          </wp:inline>
+        </w:drawing>
+      </w:r>
+    </w:p>
+    <w:p>
       <w:r>
         <w:pict>
           <v:rect style="width:0;height:1.5pt" o:hralign="center" o:hrstd="t" o:hr="t"/>
         </w:pict>
       </w:r>
     </w:p>
-    <w:bookmarkEnd w:id="40"/>
-    <w:bookmarkStart w:id="41" w:name="X09c7daaf18b1e7752a0aa71642cd658b9fc780a"/>
+    <w:bookmarkEnd w:id="46"/>
+    <w:bookmarkStart w:id="47" w:name="X09c7daaf18b1e7752a0aa71642cd658b9fc780a"/>
     <w:p>
       <w:pPr>
         <w:pStyle w:val="Heading2"/>
@@ -7994,8 +8088,8 @@
         </w:pict>
       </w:r>
     </w:p>
-    <w:bookmarkEnd w:id="41"/>
-    <w:bookmarkStart w:id="42" w:name="Xaea4fd4a54de219759ce8c872f53657b5cb5eea"/>
+    <w:bookmarkEnd w:id="47"/>
+    <w:bookmarkStart w:id="48" w:name="Xaea4fd4a54de219759ce8c872f53657b5cb5eea"/>
     <w:p>
       <w:pPr>
         <w:pStyle w:val="Heading2"/>
@@ -8865,8 +8959,8 @@
         </w:pict>
       </w:r>
     </w:p>
-    <w:bookmarkEnd w:id="42"/>
-    <w:bookmarkStart w:id="43" w:name="star-sé-el-código-my-friend-1"/>
+    <w:bookmarkEnd w:id="48"/>
+    <w:bookmarkStart w:id="49" w:name="star-sé-el-código-my-friend-1"/>
     <w:p>
       <w:pPr>
         <w:pStyle w:val="Heading2"/>
@@ -9518,8 +9612,8 @@
         </w:pict>
       </w:r>
     </w:p>
-    <w:bookmarkEnd w:id="43"/>
-    <w:bookmarkStart w:id="44" w:name="dart-mini-chequeig-1"/>
+    <w:bookmarkEnd w:id="49"/>
+    <w:bookmarkStart w:id="50" w:name="dart-mini-chequeig-1"/>
     <w:p>
       <w:pPr>
         <w:pStyle w:val="Heading2"/>
@@ -9865,8 +9959,8 @@
         </w:pict>
       </w:r>
     </w:p>
-    <w:bookmarkEnd w:id="44"/>
-    <w:bookmarkStart w:id="45" w:name="white_check_mark-resum-en-3-frases-1"/>
+    <w:bookmarkEnd w:id="50"/>
+    <w:bookmarkStart w:id="51" w:name="white_check_mark-resum-en-3-frases-1"/>
     <w:p>
       <w:pPr>
         <w:pStyle w:val="Heading2"/>
@@ -10246,7 +10340,7 @@
       <w:r>
         <w:t xml:space="preserve"> </w:t>
       </w:r>
-      <w:hyperlink r:id="rId34">
+      <w:hyperlink r:id="rId37">
         <w:r>
           <w:rPr>
             <w:rStyle w:val="Hyperlink"/>
@@ -10316,9 +10410,9 @@
         </w:pict>
       </w:r>
     </w:p>
-    <w:bookmarkEnd w:id="45"/>
-    <w:bookmarkEnd w:id="46"/>
-    <w:bookmarkStart w:id="56" w:name="X4e4c7a8b2332201d9f22d1b56a34f1c7b394854"/>
+    <w:bookmarkEnd w:id="51"/>
+    <w:bookmarkEnd w:id="52"/>
+    <w:bookmarkStart w:id="65" w:name="X4e4c7a8b2332201d9f22d1b56a34f1c7b394854"/>
     <w:p>
       <w:pPr>
         <w:pStyle w:val="Heading1"/>
@@ -10374,7 +10468,7 @@
         </w:pict>
       </w:r>
     </w:p>
-    <w:bookmarkStart w:id="47" w:name="mailbox_with_mail-la-idea-en-una-frase-2"/>
+    <w:bookmarkStart w:id="53" w:name="mailbox_with_mail-la-idea-en-una-frase-2"/>
     <w:p>
       <w:pPr>
         <w:pStyle w:val="Heading2"/>
@@ -10528,8 +10622,8 @@
         </w:pict>
       </w:r>
     </w:p>
-    <w:bookmarkEnd w:id="47"/>
-    <w:bookmarkStart w:id="48" w:name="X4477bc0922dd30de729e8a676bc4c5cb2bf5c7f"/>
+    <w:bookmarkEnd w:id="53"/>
+    <w:bookmarkStart w:id="54" w:name="X4477bc0922dd30de729e8a676bc4c5cb2bf5c7f"/>
     <w:p>
       <w:pPr>
         <w:pStyle w:val="Heading2"/>
@@ -11328,8 +11422,8 @@
         </w:pict>
       </w:r>
     </w:p>
-    <w:bookmarkEnd w:id="48"/>
-    <w:bookmarkStart w:id="49" w:name="warning-la-divisió-entera-mata"/>
+    <w:bookmarkEnd w:id="54"/>
+    <w:bookmarkStart w:id="58" w:name="warning-la-divisió-entera-mata"/>
     <w:p>
       <w:pPr>
         <w:pStyle w:val="Heading2"/>
@@ -11650,6 +11744,53 @@
       </w:r>
       <w:r>
         <w:t xml:space="preserve">. Memoritza-ho com un mantra.</w:t>
+      </w:r>
+    </w:p>
+    <w:p>
+      <w:pPr>
+        <w:pStyle w:val="FirstParagraph"/>
+      </w:pPr>
+      <w:r>
+        <w:drawing>
+          <wp:inline>
+            <wp:extent cx="5334000" cy="2798089"/>
+            <wp:effectExtent b="0" l="0" r="0" t="0"/>
+            <wp:docPr descr="Arbre de la divisió entera: si tots dos operands són int, 17/5 trunca a 3; si hi ha un double, 17.0/5 dona 3.4" title="" id="56" name="Picture"/>
+            <a:graphic>
+              <a:graphicData uri="http://schemas.openxmlformats.org/drawingml/2006/picture">
+                <pic:pic>
+                  <pic:nvPicPr>
+                    <pic:cNvPr descr="C:/Users/serga/AppData/Local/Temp/opencode/docxgen/png/u03-division-entera-arbol-val.png" id="57" name="Picture"/>
+                    <pic:cNvPicPr>
+                      <a:picLocks noChangeArrowheads="1" noChangeAspect="1"/>
+                    </pic:cNvPicPr>
+                  </pic:nvPicPr>
+                  <pic:blipFill>
+                    <a:blip r:embed="rId55"/>
+                    <a:stretch>
+                      <a:fillRect/>
+                    </a:stretch>
+                  </pic:blipFill>
+                  <pic:spPr bwMode="auto">
+                    <a:xfrm>
+                      <a:off x="0" y="0"/>
+                      <a:ext cx="5334000" cy="2798089"/>
+                    </a:xfrm>
+                    <a:prstGeom prst="rect">
+                      <a:avLst/>
+                    </a:prstGeom>
+                    <a:noFill/>
+                    <a:ln w="9525">
+                      <a:noFill/>
+                      <a:headEnd/>
+                      <a:tailEnd/>
+                    </a:ln>
+                  </pic:spPr>
+                </pic:pic>
+              </a:graphicData>
+            </a:graphic>
+          </wp:inline>
+        </w:drawing>
       </w:r>
     </w:p>
     <w:p>
@@ -11659,8 +11800,8 @@
         </w:pict>
       </w:r>
     </w:p>
-    <w:bookmarkEnd w:id="49"/>
-    <w:bookmarkStart w:id="50" w:name="X83f505b9dfa450be2fcf832c3d0de680a403549"/>
+    <w:bookmarkEnd w:id="58"/>
+    <w:bookmarkStart w:id="59" w:name="X83f505b9dfa450be2fcf832c3d0de680a403549"/>
     <w:p>
       <w:pPr>
         <w:pStyle w:val="Heading2"/>
@@ -12071,8 +12212,8 @@
         </w:pict>
       </w:r>
     </w:p>
-    <w:bookmarkEnd w:id="50"/>
-    <w:bookmarkStart w:id="51" w:name="Xca7fac10a3bec923754ab6022bc34f8dfae8242"/>
+    <w:bookmarkEnd w:id="59"/>
+    <w:bookmarkStart w:id="60" w:name="Xca7fac10a3bec923754ab6022bc34f8dfae8242"/>
     <w:p>
       <w:pPr>
         <w:pStyle w:val="Heading2"/>
@@ -12390,8 +12531,8 @@
         </w:pict>
       </w:r>
     </w:p>
-    <w:bookmarkEnd w:id="51"/>
-    <w:bookmarkStart w:id="52" w:name="muscle--i----flexions-per-a-variables"/>
+    <w:bookmarkEnd w:id="60"/>
+    <w:bookmarkStart w:id="61" w:name="muscle--i----flexions-per-a-variables"/>
     <w:p>
       <w:pPr>
         <w:pStyle w:val="Heading2"/>
@@ -12747,8 +12888,8 @@
         </w:pict>
       </w:r>
     </w:p>
-    <w:bookmarkEnd w:id="52"/>
-    <w:bookmarkStart w:id="53" w:name="star-sé-el-código-my-friend-2"/>
+    <w:bookmarkEnd w:id="61"/>
+    <w:bookmarkStart w:id="62" w:name="star-sé-el-código-my-friend-2"/>
     <w:p>
       <w:pPr>
         <w:pStyle w:val="Heading2"/>
@@ -13254,8 +13395,8 @@
         </w:pict>
       </w:r>
     </w:p>
-    <w:bookmarkEnd w:id="53"/>
-    <w:bookmarkStart w:id="54" w:name="dart-mini-chequeig-2"/>
+    <w:bookmarkEnd w:id="62"/>
+    <w:bookmarkStart w:id="63" w:name="dart-mini-chequeig-2"/>
     <w:p>
       <w:pPr>
         <w:pStyle w:val="Heading2"/>
@@ -13688,8 +13829,8 @@
         </w:pict>
       </w:r>
     </w:p>
-    <w:bookmarkEnd w:id="54"/>
-    <w:bookmarkStart w:id="55" w:name="white_check_mark-resum-en-3-frases-2"/>
+    <w:bookmarkEnd w:id="63"/>
+    <w:bookmarkStart w:id="64" w:name="white_check_mark-resum-en-3-frases-2"/>
     <w:p>
       <w:pPr>
         <w:pStyle w:val="Heading2"/>
@@ -14120,7 +14261,7 @@
       <w:r>
         <w:t xml:space="preserve"> </w:t>
       </w:r>
-      <w:hyperlink r:id="rId34">
+      <w:hyperlink r:id="rId37">
         <w:r>
           <w:rPr>
             <w:rStyle w:val="Hyperlink"/>
@@ -14190,9 +14331,9 @@
         </w:pict>
       </w:r>
     </w:p>
-    <w:bookmarkEnd w:id="55"/>
-    <w:bookmarkEnd w:id="56"/>
-    <w:bookmarkStart w:id="66" w:name="X0a579bd11c93ae2f5398eb2dbf76470c7519d7c"/>
+    <w:bookmarkEnd w:id="64"/>
+    <w:bookmarkEnd w:id="65"/>
+    <w:bookmarkStart w:id="78" w:name="X0a579bd11c93ae2f5398eb2dbf76470c7519d7c"/>
     <w:p>
       <w:pPr>
         <w:pStyle w:val="Heading1"/>
@@ -14248,7 +14389,7 @@
         </w:pict>
       </w:r>
     </w:p>
-    <w:bookmarkStart w:id="57" w:name="mailbox_with_mail-la-idea-en-una-frase-3"/>
+    <w:bookmarkStart w:id="66" w:name="mailbox_with_mail-la-idea-en-una-frase-3"/>
     <w:p>
       <w:pPr>
         <w:pStyle w:val="Heading2"/>
@@ -14518,8 +14659,8 @@
         </w:pict>
       </w:r>
     </w:p>
-    <w:bookmarkEnd w:id="57"/>
-    <w:bookmarkStart w:id="58" w:name="Xb940d40bf2ea5260f602dde94e2021ced12f137"/>
+    <w:bookmarkEnd w:id="66"/>
+    <w:bookmarkStart w:id="67" w:name="Xb940d40bf2ea5260f602dde94e2021ced12f137"/>
     <w:p>
       <w:pPr>
         <w:pStyle w:val="Heading2"/>
@@ -15338,8 +15479,8 @@
         </w:pict>
       </w:r>
     </w:p>
-    <w:bookmarkEnd w:id="58"/>
-    <w:bookmarkStart w:id="59" w:name="door-lògics-el-porter-del-club"/>
+    <w:bookmarkEnd w:id="67"/>
+    <w:bookmarkStart w:id="68" w:name="door-lògics-el-porter-del-club"/>
     <w:p>
       <w:pPr>
         <w:pStyle w:val="Heading2"/>
@@ -15824,8 +15965,8 @@
         </w:pict>
       </w:r>
     </w:p>
-    <w:bookmarkEnd w:id="59"/>
-    <w:bookmarkStart w:id="60" w:name="zap-curtcircuit-el-porter-que-no-mira"/>
+    <w:bookmarkEnd w:id="68"/>
+    <w:bookmarkStart w:id="72" w:name="zap-curtcircuit-el-porter-que-no-mira"/>
     <w:p>
       <w:pPr>
         <w:pStyle w:val="Heading2"/>
@@ -16267,14 +16408,61 @@
       </w:r>
     </w:p>
     <w:p>
+      <w:pPr>
+        <w:pStyle w:val="FirstParagraph"/>
+      </w:pPr>
+      <w:r>
+        <w:drawing>
+          <wp:inline>
+            <wp:extent cx="5334000" cy="2709110"/>
+            <wp:effectExtent b="0" l="0" r="0" t="0"/>
+            <wp:docPr descr="Flux de curtcircuit: amb &amp;&amp; si la 1a condició és false i amb || si és true, la 2a condició no s'avalua (STOP!)" title="" id="70" name="Picture"/>
+            <a:graphic>
+              <a:graphicData uri="http://schemas.openxmlformats.org/drawingml/2006/picture">
+                <pic:pic>
+                  <pic:nvPicPr>
+                    <pic:cNvPr descr="C:/Users/serga/AppData/Local/Temp/opencode/docxgen/png/u03-cortocircuito-flujo-val.png" id="71" name="Picture"/>
+                    <pic:cNvPicPr>
+                      <a:picLocks noChangeArrowheads="1" noChangeAspect="1"/>
+                    </pic:cNvPicPr>
+                  </pic:nvPicPr>
+                  <pic:blipFill>
+                    <a:blip r:embed="rId69"/>
+                    <a:stretch>
+                      <a:fillRect/>
+                    </a:stretch>
+                  </pic:blipFill>
+                  <pic:spPr bwMode="auto">
+                    <a:xfrm>
+                      <a:off x="0" y="0"/>
+                      <a:ext cx="5334000" cy="2709110"/>
+                    </a:xfrm>
+                    <a:prstGeom prst="rect">
+                      <a:avLst/>
+                    </a:prstGeom>
+                    <a:noFill/>
+                    <a:ln w="9525">
+                      <a:noFill/>
+                      <a:headEnd/>
+                      <a:tailEnd/>
+                    </a:ln>
+                  </pic:spPr>
+                </pic:pic>
+              </a:graphicData>
+            </a:graphic>
+          </wp:inline>
+        </w:drawing>
+      </w:r>
+    </w:p>
+    <w:p>
       <w:r>
         <w:pict>
           <v:rect style="width:0;height:1.5pt" o:hralign="center" o:hrstd="t" o:hr="t"/>
         </w:pict>
       </w:r>
     </w:p>
-    <w:bookmarkEnd w:id="60"/>
-    <w:bookmarkStart w:id="61" w:name="X000d02915e39488652b2feac9e879ff0684340f"/>
+    <w:bookmarkEnd w:id="72"/>
+    <w:bookmarkStart w:id="73" w:name="X000d02915e39488652b2feac9e879ff0684340f"/>
     <w:p>
       <w:pPr>
         <w:pStyle w:val="Heading2"/>
@@ -16662,8 +16850,8 @@
         </w:pict>
       </w:r>
     </w:p>
-    <w:bookmarkEnd w:id="61"/>
-    <w:bookmarkStart w:id="62" w:name="school-exemple-guiat-el-porter-del-club"/>
+    <w:bookmarkEnd w:id="73"/>
+    <w:bookmarkStart w:id="74" w:name="school-exemple-guiat-el-porter-del-club"/>
     <w:p>
       <w:pPr>
         <w:pStyle w:val="Heading2"/>
@@ -17599,8 +17787,8 @@
         </w:pict>
       </w:r>
     </w:p>
-    <w:bookmarkEnd w:id="62"/>
-    <w:bookmarkStart w:id="63" w:name="star-sé-el-código-my-friend-3"/>
+    <w:bookmarkEnd w:id="74"/>
+    <w:bookmarkStart w:id="75" w:name="star-sé-el-código-my-friend-3"/>
     <w:p>
       <w:pPr>
         <w:pStyle w:val="Heading2"/>
@@ -18789,8 +18977,8 @@
         </w:pict>
       </w:r>
     </w:p>
-    <w:bookmarkEnd w:id="63"/>
-    <w:bookmarkStart w:id="64" w:name="dart-mini-chequeig-3"/>
+    <w:bookmarkEnd w:id="75"/>
+    <w:bookmarkStart w:id="76" w:name="dart-mini-chequeig-3"/>
     <w:p>
       <w:pPr>
         <w:pStyle w:val="Heading2"/>
@@ -19138,8 +19326,8 @@
         </w:pict>
       </w:r>
     </w:p>
-    <w:bookmarkEnd w:id="64"/>
-    <w:bookmarkStart w:id="65" w:name="white_check_mark-resum-en-3-frases-3"/>
+    <w:bookmarkEnd w:id="76"/>
+    <w:bookmarkStart w:id="77" w:name="white_check_mark-resum-en-3-frases-3"/>
     <w:p>
       <w:pPr>
         <w:pStyle w:val="Heading2"/>
@@ -19650,7 +19838,7 @@
       <w:r>
         <w:t xml:space="preserve"> </w:t>
       </w:r>
-      <w:hyperlink r:id="rId34">
+      <w:hyperlink r:id="rId37">
         <w:r>
           <w:rPr>
             <w:rStyle w:val="Hyperlink"/>
@@ -19720,9 +19908,9 @@
         </w:pict>
       </w:r>
     </w:p>
-    <w:bookmarkEnd w:id="65"/>
-    <w:bookmarkEnd w:id="66"/>
-    <w:bookmarkStart w:id="76" w:name="Xcefe2f244f0579e958b4a060bd4bdd0ad320f48"/>
+    <w:bookmarkEnd w:id="77"/>
+    <w:bookmarkEnd w:id="78"/>
+    <w:bookmarkStart w:id="91" w:name="Xcefe2f244f0579e958b4a060bd4bdd0ad320f48"/>
     <w:p>
       <w:pPr>
         <w:pStyle w:val="Heading1"/>
@@ -19778,7 +19966,7 @@
         </w:pict>
       </w:r>
     </w:p>
-    <w:bookmarkStart w:id="67" w:name="mailbox_with_mail-la-idea-en-una-frase-4"/>
+    <w:bookmarkStart w:id="79" w:name="mailbox_with_mail-la-idea-en-una-frase-4"/>
     <w:p>
       <w:pPr>
         <w:pStyle w:val="Heading2"/>
@@ -19843,8 +20031,8 @@
         </w:pict>
       </w:r>
     </w:p>
-    <w:bookmarkEnd w:id="67"/>
-    <w:bookmarkStart w:id="68" w:name="X1066f7ac6768bfabca9b5dd6e5c594e1cd1bf37"/>
+    <w:bookmarkEnd w:id="79"/>
+    <w:bookmarkStart w:id="83" w:name="X1066f7ac6768bfabca9b5dd6e5c594e1cd1bf37"/>
     <w:p>
       <w:pPr>
         <w:pStyle w:val="Heading2"/>
@@ -20046,6 +20234,53 @@
       </w:pPr>
       <w:r>
         <w:t xml:space="preserve">Qualsevol tipus pot passar al que està a la seua dreta sense que es perda ni un bit. Java somriu i et deixa.</w:t>
+      </w:r>
+    </w:p>
+    <w:p>
+      <w:pPr>
+        <w:pStyle w:val="BodyText"/>
+      </w:pPr>
+      <w:r>
+        <w:drawing>
+          <wp:inline>
+            <wp:extent cx="5334000" cy="1421042"/>
+            <wp:effectExtent b="0" l="0" r="0" t="0"/>
+            <wp:docPr descr="Escalera de casting: de byte a double amb fletxes verdes de conversió implícita i fletxa roja de tornada amb casting explícit (narrowing)" title="" id="81" name="Picture"/>
+            <a:graphic>
+              <a:graphicData uri="http://schemas.openxmlformats.org/drawingml/2006/picture">
+                <pic:pic>
+                  <pic:nvPicPr>
+                    <pic:cNvPr descr="C:/Users/serga/AppData/Local/Temp/opencode/docxgen/png/u03-escalera-casting-val.png" id="82" name="Picture"/>
+                    <pic:cNvPicPr>
+                      <a:picLocks noChangeArrowheads="1" noChangeAspect="1"/>
+                    </pic:cNvPicPr>
+                  </pic:nvPicPr>
+                  <pic:blipFill>
+                    <a:blip r:embed="rId80"/>
+                    <a:stretch>
+                      <a:fillRect/>
+                    </a:stretch>
+                  </pic:blipFill>
+                  <pic:spPr bwMode="auto">
+                    <a:xfrm>
+                      <a:off x="0" y="0"/>
+                      <a:ext cx="5334000" cy="1421042"/>
+                    </a:xfrm>
+                    <a:prstGeom prst="rect">
+                      <a:avLst/>
+                    </a:prstGeom>
+                    <a:noFill/>
+                    <a:ln w="9525">
+                      <a:noFill/>
+                      <a:headEnd/>
+                      <a:tailEnd/>
+                    </a:ln>
+                  </pic:spPr>
+                </pic:pic>
+              </a:graphicData>
+            </a:graphic>
+          </wp:inline>
+        </w:drawing>
       </w:r>
     </w:p>
     <w:p>
@@ -20055,8 +20290,8 @@
         </w:pict>
       </w:r>
     </w:p>
-    <w:bookmarkEnd w:id="68"/>
-    <w:bookmarkStart w:id="69" w:name="X38e789e4b35cb7fc9f9669e4d51b4a531c35e03"/>
+    <w:bookmarkEnd w:id="83"/>
+    <w:bookmarkStart w:id="84" w:name="X38e789e4b35cb7fc9f9669e4d51b4a531c35e03"/>
     <w:p>
       <w:pPr>
         <w:pStyle w:val="Heading2"/>
@@ -20438,8 +20673,8 @@
         </w:pict>
       </w:r>
     </w:p>
-    <w:bookmarkEnd w:id="69"/>
-    <w:bookmarkStart w:id="70" w:name="axe-el-truncament-el-cèntim-oblidat"/>
+    <w:bookmarkEnd w:id="84"/>
+    <w:bookmarkStart w:id="85" w:name="axe-el-truncament-el-cèntim-oblidat"/>
     <w:p>
       <w:pPr>
         <w:pStyle w:val="Heading2"/>
@@ -20701,8 +20936,8 @@
         </w:pict>
       </w:r>
     </w:p>
-    <w:bookmarkEnd w:id="70"/>
-    <w:bookmarkStart w:id="71" w:name="X42ed7995f2a8ade4e51f7076daf21b39144fda1"/>
+    <w:bookmarkEnd w:id="85"/>
+    <w:bookmarkStart w:id="86" w:name="X42ed7995f2a8ade4e51f7076daf21b39144fda1"/>
     <w:p>
       <w:pPr>
         <w:pStyle w:val="Heading2"/>
@@ -20958,8 +21193,8 @@
         </w:pict>
       </w:r>
     </w:p>
-    <w:bookmarkEnd w:id="71"/>
-    <w:bookmarkStart w:id="72" w:name="X520166fd689ded38d7d4238f7f71d524f222290"/>
+    <w:bookmarkEnd w:id="86"/>
+    <w:bookmarkStart w:id="87" w:name="X520166fd689ded38d7d4238f7f71d524f222290"/>
     <w:p>
       <w:pPr>
         <w:pStyle w:val="Heading2"/>
@@ -22129,8 +22364,8 @@
         </w:pict>
       </w:r>
     </w:p>
-    <w:bookmarkEnd w:id="72"/>
-    <w:bookmarkStart w:id="73" w:name="star-sé-el-código-my-friend-4"/>
+    <w:bookmarkEnd w:id="87"/>
+    <w:bookmarkStart w:id="88" w:name="star-sé-el-código-my-friend-4"/>
     <w:p>
       <w:pPr>
         <w:pStyle w:val="Heading2"/>
@@ -22763,8 +22998,8 @@
         </w:pict>
       </w:r>
     </w:p>
-    <w:bookmarkEnd w:id="73"/>
-    <w:bookmarkStart w:id="74" w:name="dart-mini-chequeig-4"/>
+    <w:bookmarkEnd w:id="88"/>
+    <w:bookmarkStart w:id="89" w:name="dart-mini-chequeig-4"/>
     <w:p>
       <w:pPr>
         <w:pStyle w:val="Heading2"/>
@@ -23186,8 +23421,8 @@
         </w:pict>
       </w:r>
     </w:p>
-    <w:bookmarkEnd w:id="74"/>
-    <w:bookmarkStart w:id="75" w:name="white_check_mark-resum-en-3-frases-4"/>
+    <w:bookmarkEnd w:id="89"/>
+    <w:bookmarkStart w:id="90" w:name="white_check_mark-resum-en-3-frases-4"/>
     <w:p>
       <w:pPr>
         <w:pStyle w:val="Heading2"/>
@@ -23539,7 +23774,7 @@
       <w:r>
         <w:t xml:space="preserve"> </w:t>
       </w:r>
-      <w:hyperlink r:id="rId34">
+      <w:hyperlink r:id="rId37">
         <w:r>
           <w:rPr>
             <w:rStyle w:val="Hyperlink"/>
@@ -23609,9 +23844,9 @@
         </w:pict>
       </w:r>
     </w:p>
-    <w:bookmarkEnd w:id="75"/>
-    <w:bookmarkEnd w:id="76"/>
-    <w:bookmarkStart w:id="86" w:name="X58d154db47ad3a9a86c792536125b4c02f29149"/>
+    <w:bookmarkEnd w:id="90"/>
+    <w:bookmarkEnd w:id="91"/>
+    <w:bookmarkStart w:id="104" w:name="X58d154db47ad3a9a86c792536125b4c02f29149"/>
     <w:p>
       <w:pPr>
         <w:pStyle w:val="Heading1"/>
@@ -23667,7 +23902,7 @@
         </w:pict>
       </w:r>
     </w:p>
-    <w:bookmarkStart w:id="77" w:name="mailbox_with_mail-la-idea-en-una-frase-5"/>
+    <w:bookmarkStart w:id="92" w:name="mailbox_with_mail-la-idea-en-una-frase-5"/>
     <w:p>
       <w:pPr>
         <w:pStyle w:val="Heading2"/>
@@ -23820,8 +24055,8 @@
         </w:pict>
       </w:r>
     </w:p>
-    <w:bookmarkEnd w:id="77"/>
-    <w:bookmarkStart w:id="78" w:name="X5fd2450594ec1b3a6cf3c6cc0449a297db89149"/>
+    <w:bookmarkEnd w:id="92"/>
+    <w:bookmarkStart w:id="93" w:name="X5fd2450594ec1b3a6cf3c6cc0449a297db89149"/>
     <w:p>
       <w:pPr>
         <w:pStyle w:val="Heading2"/>
@@ -23948,8 +24183,8 @@
         </w:pict>
       </w:r>
     </w:p>
-    <w:bookmarkEnd w:id="78"/>
-    <w:bookmarkStart w:id="79" w:name="X9704585d059dc08827be07306d12f67cd1ca53c"/>
+    <w:bookmarkEnd w:id="93"/>
+    <w:bookmarkStart w:id="94" w:name="X9704585d059dc08827be07306d12f67cd1ca53c"/>
     <w:p>
       <w:pPr>
         <w:pStyle w:val="Heading2"/>
@@ -24262,8 +24497,8 @@
         </w:pict>
       </w:r>
     </w:p>
-    <w:bookmarkEnd w:id="79"/>
-    <w:bookmarkStart w:id="80" w:name="Xaddc3fc05ea0cf6985db6acb2f4dec5f92acc32"/>
+    <w:bookmarkEnd w:id="94"/>
+    <w:bookmarkStart w:id="95" w:name="Xaddc3fc05ea0cf6985db6acb2f4dec5f92acc32"/>
     <w:p>
       <w:pPr>
         <w:pStyle w:val="Heading2"/>
@@ -25480,8 +25715,8 @@
         </w:pict>
       </w:r>
     </w:p>
-    <w:bookmarkEnd w:id="80"/>
-    <w:bookmarkStart w:id="81" w:name="X5fce8b62d0ccc97863144ce62e28ef8163968f8"/>
+    <w:bookmarkEnd w:id="95"/>
+    <w:bookmarkStart w:id="99" w:name="X5fce8b62d0ccc97863144ce62e28ef8163968f8"/>
     <w:p>
       <w:pPr>
         <w:pStyle w:val="Heading2"/>
@@ -26198,6 +26433,53 @@
       </w:r>
       <w:r>
         <w:t xml:space="preserve">És el guardià del buffer.</w:t>
+      </w:r>
+    </w:p>
+    <w:p>
+      <w:pPr>
+        <w:pStyle w:val="FirstParagraph"/>
+      </w:pPr>
+      <w:r>
+        <w:drawing>
+          <wp:inline>
+            <wp:extent cx="5334000" cy="2963811"/>
+            <wp:effectExtent b="0" l="0" r="0" t="0"/>
+            <wp:docPr descr="Comparació de carrils després d'nextInt(): el carril erroni es menja l'Enter i torna cadena buida, el carril correcte afig un nextLine() buit i llegeix el nom" title="" id="97" name="Picture"/>
+            <a:graphic>
+              <a:graphicData uri="http://schemas.openxmlformats.org/drawingml/2006/picture">
+                <pic:pic>
+                  <pic:nvPicPr>
+                    <pic:cNvPr descr="C:/Users/serga/AppData/Local/Temp/opencode/docxgen/png/u03-buffer-enter-residual-val.png" id="98" name="Picture"/>
+                    <pic:cNvPicPr>
+                      <a:picLocks noChangeArrowheads="1" noChangeAspect="1"/>
+                    </pic:cNvPicPr>
+                  </pic:nvPicPr>
+                  <pic:blipFill>
+                    <a:blip r:embed="rId96"/>
+                    <a:stretch>
+                      <a:fillRect/>
+                    </a:stretch>
+                  </pic:blipFill>
+                  <pic:spPr bwMode="auto">
+                    <a:xfrm>
+                      <a:off x="0" y="0"/>
+                      <a:ext cx="5334000" cy="2963811"/>
+                    </a:xfrm>
+                    <a:prstGeom prst="rect">
+                      <a:avLst/>
+                    </a:prstGeom>
+                    <a:noFill/>
+                    <a:ln w="9525">
+                      <a:noFill/>
+                      <a:headEnd/>
+                      <a:tailEnd/>
+                    </a:ln>
+                  </pic:spPr>
+                </pic:pic>
+              </a:graphicData>
+            </a:graphic>
+          </wp:inline>
+        </w:drawing>
       </w:r>
     </w:p>
     <w:p>
@@ -26207,8 +26489,8 @@
         </w:pict>
       </w:r>
     </w:p>
-    <w:bookmarkEnd w:id="81"/>
-    <w:bookmarkStart w:id="82" w:name="X21efc3632d509035a8fa4ef974e8c1b2ce1b9bb"/>
+    <w:bookmarkEnd w:id="99"/>
+    <w:bookmarkStart w:id="100" w:name="X21efc3632d509035a8fa4ef974e8c1b2ce1b9bb"/>
     <w:p>
       <w:pPr>
         <w:pStyle w:val="Heading2"/>
@@ -27129,8 +27411,8 @@
         </w:pict>
       </w:r>
     </w:p>
-    <w:bookmarkEnd w:id="82"/>
-    <w:bookmarkStart w:id="83" w:name="star-sé-el-código-my-friend-5"/>
+    <w:bookmarkEnd w:id="100"/>
+    <w:bookmarkStart w:id="101" w:name="star-sé-el-código-my-friend-5"/>
     <w:p>
       <w:pPr>
         <w:pStyle w:val="Heading2"/>
@@ -27853,8 +28135,8 @@
         </w:pict>
       </w:r>
     </w:p>
-    <w:bookmarkEnd w:id="83"/>
-    <w:bookmarkStart w:id="84" w:name="dart-mini-chequeig-5"/>
+    <w:bookmarkEnd w:id="101"/>
+    <w:bookmarkStart w:id="102" w:name="dart-mini-chequeig-5"/>
     <w:p>
       <w:pPr>
         <w:pStyle w:val="Heading2"/>
@@ -28206,8 +28488,8 @@
         </w:pict>
       </w:r>
     </w:p>
-    <w:bookmarkEnd w:id="84"/>
-    <w:bookmarkStart w:id="85" w:name="white_check_mark-resum-en-3-frases-5"/>
+    <w:bookmarkEnd w:id="102"/>
+    <w:bookmarkStart w:id="103" w:name="white_check_mark-resum-en-3-frases-5"/>
     <w:p>
       <w:pPr>
         <w:pStyle w:val="Heading2"/>
@@ -28624,7 +28906,7 @@
       <w:r>
         <w:t xml:space="preserve"> </w:t>
       </w:r>
-      <w:hyperlink r:id="rId34">
+      <w:hyperlink r:id="rId37">
         <w:r>
           <w:rPr>
             <w:rStyle w:val="Hyperlink"/>
@@ -28694,9 +28976,9 @@
         </w:pict>
       </w:r>
     </w:p>
-    <w:bookmarkEnd w:id="85"/>
-    <w:bookmarkEnd w:id="86"/>
-    <w:bookmarkStart w:id="101" w:name="X12050b68aa3681c12ff672d15f0a5e1eafc8258"/>
+    <w:bookmarkEnd w:id="103"/>
+    <w:bookmarkEnd w:id="104"/>
+    <w:bookmarkStart w:id="122" w:name="X12050b68aa3681c12ff672d15f0a5e1eafc8258"/>
     <w:p>
       <w:pPr>
         <w:pStyle w:val="Heading1"/>
@@ -28752,7 +29034,7 @@
         </w:pict>
       </w:r>
     </w:p>
-    <w:bookmarkStart w:id="87" w:name="mailbox_with_mail-la-idea-en-una-frase-6"/>
+    <w:bookmarkStart w:id="105" w:name="mailbox_with_mail-la-idea-en-una-frase-6"/>
     <w:p>
       <w:pPr>
         <w:pStyle w:val="Heading2"/>
@@ -28861,8 +29143,8 @@
         </w:pict>
       </w:r>
     </w:p>
-    <w:bookmarkEnd w:id="87"/>
-    <w:bookmarkStart w:id="89" w:name="Xfcfffef756889de5833299fd18e3e093c2604df"/>
+    <w:bookmarkEnd w:id="105"/>
+    <w:bookmarkStart w:id="110" w:name="Xfcfffef756889de5833299fd18e3e093c2604df"/>
     <w:p>
       <w:pPr>
         <w:pStyle w:val="Heading2"/>
@@ -29664,7 +29946,54 @@
         <w:t xml:space="preserve">és l'opció "oficial".</w:t>
       </w:r>
     </w:p>
-    <w:bookmarkStart w:id="88" w:name="controlar-els-decimals-i-lamplària"/>
+    <w:p>
+      <w:pPr>
+        <w:pStyle w:val="FirstParagraph"/>
+      </w:pPr>
+      <w:r>
+        <w:drawing>
+          <wp:inline>
+            <wp:extent cx="5334000" cy="1531504"/>
+            <wp:effectExtent b="0" l="0" r="0" t="0"/>
+            <wp:docPr descr="Flux de printf: la plantilla amb forats %d i %s i els arguments 25 i Ana passen per la cridada fins a l'eixida formatada" title="" id="107" name="Picture"/>
+            <a:graphic>
+              <a:graphicData uri="http://schemas.openxmlformats.org/drawingml/2006/picture">
+                <pic:pic>
+                  <pic:nvPicPr>
+                    <pic:cNvPr descr="C:/Users/serga/AppData/Local/Temp/opencode/docxgen/png/u03-flujo-printf-val.png" id="108" name="Picture"/>
+                    <pic:cNvPicPr>
+                      <a:picLocks noChangeArrowheads="1" noChangeAspect="1"/>
+                    </pic:cNvPicPr>
+                  </pic:nvPicPr>
+                  <pic:blipFill>
+                    <a:blip r:embed="rId106"/>
+                    <a:stretch>
+                      <a:fillRect/>
+                    </a:stretch>
+                  </pic:blipFill>
+                  <pic:spPr bwMode="auto">
+                    <a:xfrm>
+                      <a:off x="0" y="0"/>
+                      <a:ext cx="5334000" cy="1531504"/>
+                    </a:xfrm>
+                    <a:prstGeom prst="rect">
+                      <a:avLst/>
+                    </a:prstGeom>
+                    <a:noFill/>
+                    <a:ln w="9525">
+                      <a:noFill/>
+                      <a:headEnd/>
+                      <a:tailEnd/>
+                    </a:ln>
+                  </pic:spPr>
+                </pic:pic>
+              </a:graphicData>
+            </a:graphic>
+          </wp:inline>
+        </w:drawing>
+      </w:r>
+    </w:p>
+    <w:bookmarkStart w:id="109" w:name="controlar-els-decimals-i-lamplària"/>
     <w:p>
       <w:pPr>
         <w:pStyle w:val="Heading3"/>
@@ -30244,9 +30573,9 @@
         </w:pict>
       </w:r>
     </w:p>
-    <w:bookmarkEnd w:id="88"/>
-    <w:bookmarkEnd w:id="89"/>
-    <w:bookmarkStart w:id="90" w:name="X3035d3aa5d49bfaf1c46ce0940b5b6a9d0cd28c"/>
+    <w:bookmarkEnd w:id="109"/>
+    <w:bookmarkEnd w:id="110"/>
+    <w:bookmarkStart w:id="111" w:name="X3035d3aa5d49bfaf1c46ce0940b5b6a9d0cd28c"/>
     <w:p>
       <w:pPr>
         <w:pStyle w:val="Heading2"/>
@@ -30596,8 +30925,8 @@
         </w:pict>
       </w:r>
     </w:p>
-    <w:bookmarkEnd w:id="90"/>
-    <w:bookmarkStart w:id="91" w:name="euro-números-grans-numberformat"/>
+    <w:bookmarkEnd w:id="111"/>
+    <w:bookmarkStart w:id="112" w:name="euro-números-grans-numberformat"/>
     <w:p>
       <w:pPr>
         <w:pStyle w:val="Heading2"/>
@@ -31235,8 +31564,8 @@
         </w:pict>
       </w:r>
     </w:p>
-    <w:bookmarkEnd w:id="91"/>
-    <w:bookmarkStart w:id="96" w:name="Xedb39fb5073a04ef70e044db2c087b45c4fd84a"/>
+    <w:bookmarkEnd w:id="112"/>
+    <w:bookmarkStart w:id="117" w:name="Xedb39fb5073a04ef70e044db2c087b45c4fd84a"/>
     <w:p>
       <w:pPr>
         <w:pStyle w:val="Heading2"/>
@@ -31268,7 +31597,7 @@
         <w:t xml:space="preserve">és traïdor. Aquestes són les fallades que es repeteixen en cada examen i en cada programa de pràctiques:</w:t>
       </w:r>
     </w:p>
-    <w:bookmarkStart w:id="92" w:name="X079ff5b65780e244a7d3a47ed738705e1e63275"/>
+    <w:bookmarkStart w:id="113" w:name="X079ff5b65780e244a7d3a47ed738705e1e63275"/>
     <w:p>
       <w:pPr>
         <w:pStyle w:val="Heading3"/>
@@ -31294,8 +31623,8 @@
         <w:t xml:space="preserve">Sense la línia d'import, Java no coneix la classe i et llança un error de compilació. És la fallada més ximple i la més comuna.</w:t>
       </w:r>
     </w:p>
-    <w:bookmarkEnd w:id="92"/>
-    <w:bookmarkStart w:id="93" w:name="X3667b1d0e73326e86ea8386aceefc2a2faabd0a"/>
+    <w:bookmarkEnd w:id="113"/>
+    <w:bookmarkStart w:id="114" w:name="X3667b1d0e73326e86ea8386aceefc2a2faabd0a"/>
     <w:p>
       <w:pPr>
         <w:pStyle w:val="Heading3"/>
@@ -31449,8 +31778,8 @@
         <w:t xml:space="preserve">();</w:t>
       </w:r>
     </w:p>
-    <w:bookmarkEnd w:id="93"/>
-    <w:bookmarkStart w:id="94" w:name="X2d9d9f29e2fc6e31ee953d99f1d25a43d7bfd20"/>
+    <w:bookmarkEnd w:id="114"/>
+    <w:bookmarkStart w:id="115" w:name="X2d9d9f29e2fc6e31ee953d99f1d25a43d7bfd20"/>
     <w:p>
       <w:pPr>
         <w:pStyle w:val="Heading3"/>
@@ -31947,8 +32276,8 @@
         <w:t xml:space="preserve">abans de tornar a preguntar, o es quedarà allà per sempre.</w:t>
       </w:r>
     </w:p>
-    <w:bookmarkEnd w:id="94"/>
-    <w:bookmarkStart w:id="95" w:name="X8d9f98752b23cb1d8361f6f92e9247b3f409bb3"/>
+    <w:bookmarkEnd w:id="115"/>
+    <w:bookmarkStart w:id="116" w:name="X8d9f98752b23cb1d8361f6f92e9247b3f409bb3"/>
     <w:p>
       <w:pPr>
         <w:pStyle w:val="Heading3"/>
@@ -32017,9 +32346,9 @@
         </w:pict>
       </w:r>
     </w:p>
-    <w:bookmarkEnd w:id="95"/>
-    <w:bookmarkEnd w:id="96"/>
-    <w:bookmarkStart w:id="97" w:name="X08c1cb17b31f1308c6e627884ed32c70c586c94"/>
+    <w:bookmarkEnd w:id="116"/>
+    <w:bookmarkEnd w:id="117"/>
+    <w:bookmarkStart w:id="118" w:name="X08c1cb17b31f1308c6e627884ed32c70c586c94"/>
     <w:p>
       <w:pPr>
         <w:pStyle w:val="Heading2"/>
@@ -32960,8 +33289,8 @@
         </w:pict>
       </w:r>
     </w:p>
-    <w:bookmarkEnd w:id="97"/>
-    <w:bookmarkStart w:id="98" w:name="star-sé-el-codi-my-friend"/>
+    <w:bookmarkEnd w:id="118"/>
+    <w:bookmarkStart w:id="119" w:name="star-sé-el-codi-my-friend"/>
     <w:p>
       <w:pPr>
         <w:pStyle w:val="Heading2"/>
@@ -33614,8 +33943,8 @@
         </w:pict>
       </w:r>
     </w:p>
-    <w:bookmarkEnd w:id="98"/>
-    <w:bookmarkStart w:id="99" w:name="dart-mini-chequeig-6"/>
+    <w:bookmarkEnd w:id="119"/>
+    <w:bookmarkStart w:id="120" w:name="dart-mini-chequeig-6"/>
     <w:p>
       <w:pPr>
         <w:pStyle w:val="Heading2"/>
@@ -33893,8 +34222,8 @@
         </w:pict>
       </w:r>
     </w:p>
-    <w:bookmarkEnd w:id="99"/>
-    <w:bookmarkStart w:id="100" w:name="white_check_mark-resum-en-3-frases-6"/>
+    <w:bookmarkEnd w:id="120"/>
+    <w:bookmarkStart w:id="121" w:name="white_check_mark-resum-en-3-frases-6"/>
     <w:p>
       <w:pPr>
         <w:pStyle w:val="Heading2"/>
@@ -34355,7 +34684,7 @@
       <w:r>
         <w:t xml:space="preserve"> </w:t>
       </w:r>
-      <w:hyperlink r:id="rId34">
+      <w:hyperlink r:id="rId37">
         <w:r>
           <w:rPr>
             <w:rStyle w:val="Hyperlink"/>
@@ -34425,9 +34754,9 @@
         </w:pict>
       </w:r>
     </w:p>
-    <w:bookmarkEnd w:id="100"/>
-    <w:bookmarkEnd w:id="101"/>
-    <w:bookmarkStart w:id="110" w:name="X4830a9a66b9236975c7c06ec338993144d9cfe9"/>
+    <w:bookmarkEnd w:id="121"/>
+    <w:bookmarkEnd w:id="122"/>
+    <w:bookmarkStart w:id="134" w:name="X4830a9a66b9236975c7c06ec338993144d9cfe9"/>
     <w:p>
       <w:pPr>
         <w:pStyle w:val="Heading1"/>
@@ -34483,7 +34812,7 @@
         </w:pict>
       </w:r>
     </w:p>
-    <w:bookmarkStart w:id="102" w:name="mailbox_with_mail-la-idea-en-una-frase-7"/>
+    <w:bookmarkStart w:id="123" w:name="mailbox_with_mail-la-idea-en-una-frase-7"/>
     <w:p>
       <w:pPr>
         <w:pStyle w:val="Heading2"/>
@@ -34633,8 +34962,8 @@
         </w:pict>
       </w:r>
     </w:p>
-    <w:bookmarkEnd w:id="102"/>
-    <w:bookmarkStart w:id="103" w:name="X8833866aad7fcabc33f3460d4802b7ec4839399"/>
+    <w:bookmarkEnd w:id="123"/>
+    <w:bookmarkStart w:id="124" w:name="X8833866aad7fcabc33f3460d4802b7ec4839399"/>
     <w:p>
       <w:pPr>
         <w:pStyle w:val="Heading2"/>
@@ -34961,8 +35290,8 @@
         </w:pict>
       </w:r>
     </w:p>
-    <w:bookmarkEnd w:id="103"/>
-    <w:bookmarkStart w:id="104" w:name="Xd85764560cd493ec3c3e3c1312984d25b8dee96"/>
+    <w:bookmarkEnd w:id="124"/>
+    <w:bookmarkStart w:id="128" w:name="Xd85764560cd493ec3c3e3c1312984d25b8dee96"/>
     <w:p>
       <w:pPr>
         <w:pStyle w:val="Heading2"/>
@@ -35908,14 +36237,61 @@
       </w:r>
     </w:p>
     <w:p>
+      <w:pPr>
+        <w:pStyle w:val="FirstParagraph"/>
+      </w:pPr>
+      <w:r>
+        <w:drawing>
+          <wp:inline>
+            <wp:extent cx="5334000" cy="1819348"/>
+            <wp:effectExtent b="0" l="0" r="0" t="0"/>
+            <wp:docPr descr="Escalera de la fórmula aleatòria: de Math.random() entre 0 i 0,999 al rang 1-6 després de multiplicar, truncar amb int i sumar, amb la fórmula universal davall" title="" id="126" name="Picture"/>
+            <a:graphic>
+              <a:graphicData uri="http://schemas.openxmlformats.org/drawingml/2006/picture">
+                <pic:pic>
+                  <pic:nvPicPr>
+                    <pic:cNvPr descr="C:/Users/serga/AppData/Local/Temp/opencode/docxgen/png/u03-escalera-random-val.png" id="127" name="Picture"/>
+                    <pic:cNvPicPr>
+                      <a:picLocks noChangeArrowheads="1" noChangeAspect="1"/>
+                    </pic:cNvPicPr>
+                  </pic:nvPicPr>
+                  <pic:blipFill>
+                    <a:blip r:embed="rId125"/>
+                    <a:stretch>
+                      <a:fillRect/>
+                    </a:stretch>
+                  </pic:blipFill>
+                  <pic:spPr bwMode="auto">
+                    <a:xfrm>
+                      <a:off x="0" y="0"/>
+                      <a:ext cx="5334000" cy="1819348"/>
+                    </a:xfrm>
+                    <a:prstGeom prst="rect">
+                      <a:avLst/>
+                    </a:prstGeom>
+                    <a:noFill/>
+                    <a:ln w="9525">
+                      <a:noFill/>
+                      <a:headEnd/>
+                      <a:tailEnd/>
+                    </a:ln>
+                  </pic:spPr>
+                </pic:pic>
+              </a:graphicData>
+            </a:graphic>
+          </wp:inline>
+        </w:drawing>
+      </w:r>
+    </w:p>
+    <w:p>
       <w:r>
         <w:pict>
           <v:rect style="width:0;height:1.5pt" o:hralign="center" o:hrstd="t" o:hr="t"/>
         </w:pict>
       </w:r>
     </w:p>
-    <w:bookmarkEnd w:id="104"/>
-    <w:bookmarkStart w:id="105" w:name="X59a6f3b0009884c9c9aec31015b7059e3bacb52"/>
+    <w:bookmarkEnd w:id="128"/>
+    <w:bookmarkStart w:id="129" w:name="X59a6f3b0009884c9c9aec31015b7059e3bacb52"/>
     <w:p>
       <w:pPr>
         <w:pStyle w:val="Heading2"/>
@@ -36761,8 +37137,8 @@
         </w:pict>
       </w:r>
     </w:p>
-    <w:bookmarkEnd w:id="105"/>
-    <w:bookmarkStart w:id="106" w:name="school-exemple-guiat-el-joc-dels-daus"/>
+    <w:bookmarkEnd w:id="129"/>
+    <w:bookmarkStart w:id="130" w:name="school-exemple-guiat-el-joc-dels-daus"/>
     <w:p>
       <w:pPr>
         <w:pStyle w:val="Heading2"/>
@@ -37787,8 +38163,8 @@
         </w:pict>
       </w:r>
     </w:p>
-    <w:bookmarkEnd w:id="106"/>
-    <w:bookmarkStart w:id="107" w:name="star-sé-el-código-my-friend-6"/>
+    <w:bookmarkEnd w:id="130"/>
+    <w:bookmarkStart w:id="131" w:name="star-sé-el-código-my-friend-6"/>
     <w:p>
       <w:pPr>
         <w:pStyle w:val="Heading2"/>
@@ -38556,8 +38932,8 @@
         </w:pict>
       </w:r>
     </w:p>
-    <w:bookmarkEnd w:id="107"/>
-    <w:bookmarkStart w:id="108" w:name="dart-mini-chequeig-7"/>
+    <w:bookmarkEnd w:id="131"/>
+    <w:bookmarkStart w:id="132" w:name="dart-mini-chequeig-7"/>
     <w:p>
       <w:pPr>
         <w:pStyle w:val="Heading2"/>
@@ -38914,8 +39290,8 @@
         </w:pict>
       </w:r>
     </w:p>
-    <w:bookmarkEnd w:id="108"/>
-    <w:bookmarkStart w:id="109" w:name="white_check_mark-resum-en-3-frases-7"/>
+    <w:bookmarkEnd w:id="132"/>
+    <w:bookmarkStart w:id="133" w:name="white_check_mark-resum-en-3-frases-7"/>
     <w:p>
       <w:pPr>
         <w:pStyle w:val="Heading2"/>
@@ -39347,7 +39723,7 @@
       <w:r>
         <w:t xml:space="preserve"> </w:t>
       </w:r>
-      <w:hyperlink r:id="rId34">
+      <w:hyperlink r:id="rId37">
         <w:r>
           <w:rPr>
             <w:rStyle w:val="Hyperlink"/>
@@ -39417,9 +39793,9 @@
         </w:pict>
       </w:r>
     </w:p>
-    <w:bookmarkEnd w:id="109"/>
-    <w:bookmarkEnd w:id="110"/>
-    <w:bookmarkStart w:id="119" w:name="X78195bafeef3b670e6984bdf70f6775961c4d7c"/>
+    <w:bookmarkEnd w:id="133"/>
+    <w:bookmarkEnd w:id="134"/>
+    <w:bookmarkStart w:id="146" w:name="X78195bafeef3b670e6984bdf70f6775961c4d7c"/>
     <w:p>
       <w:pPr>
         <w:pStyle w:val="Heading1"/>
@@ -39475,7 +39851,7 @@
         </w:pict>
       </w:r>
     </w:p>
-    <w:bookmarkStart w:id="111" w:name="mailbox_with_mail-la-idea-en-una-frase-8"/>
+    <w:bookmarkStart w:id="135" w:name="mailbox_with_mail-la-idea-en-una-frase-8"/>
     <w:p>
       <w:pPr>
         <w:pStyle w:val="Heading2"/>
@@ -39644,8 +40020,8 @@
         </w:pict>
       </w:r>
     </w:p>
-    <w:bookmarkEnd w:id="111"/>
-    <w:bookmarkStart w:id="112" w:name="Xf831fd21c9e4da99f48196771f58ecfa76d7f55"/>
+    <w:bookmarkEnd w:id="135"/>
+    <w:bookmarkStart w:id="136" w:name="Xf831fd21c9e4da99f48196771f58ecfa76d7f55"/>
     <w:p>
       <w:pPr>
         <w:pStyle w:val="Heading2"/>
@@ -40329,8 +40705,8 @@
         </w:pict>
       </w:r>
     </w:p>
-    <w:bookmarkEnd w:id="112"/>
-    <w:bookmarkStart w:id="113" w:name="mag-els-mètodes-que-busquen"/>
+    <w:bookmarkEnd w:id="136"/>
+    <w:bookmarkStart w:id="137" w:name="mag-els-mètodes-que-busquen"/>
     <w:p>
       <w:pPr>
         <w:pStyle w:val="Heading2"/>
@@ -40736,8 +41112,8 @@
         </w:pict>
       </w:r>
     </w:p>
-    <w:bookmarkEnd w:id="113"/>
-    <w:bookmarkStart w:id="114" w:name="scissors-els-mètodes-que-retallen"/>
+    <w:bookmarkEnd w:id="137"/>
+    <w:bookmarkStart w:id="141" w:name="scissors-els-mètodes-que-retallen"/>
     <w:p>
       <w:pPr>
         <w:pStyle w:val="Heading2"/>
@@ -41133,6 +41509,53 @@
       </w:r>
       <w:r>
         <w:t xml:space="preserve">et dona els caràcters 0, 1 i 2. És un error típic demanar un caràcter de més (o de menys).</w:t>
+      </w:r>
+    </w:p>
+    <w:p>
+      <w:pPr>
+        <w:pStyle w:val="FirstParagraph"/>
+      </w:pPr>
+      <w:r>
+        <w:drawing>
+          <wp:inline>
+            <wp:extent cx="5334000" cy="2192143"/>
+            <wp:effectExtent b="0" l="0" r="0" t="0"/>
+            <wp:docPr descr="Índexos de substring sobre &quot;PROGRAMA&quot;: les cel·les 2 a 5 en verd formen &quot;OGRA&quot; i la cel·la 6 (fin) es queda fora" title="" id="139" name="Picture"/>
+            <a:graphic>
+              <a:graphicData uri="http://schemas.openxmlformats.org/drawingml/2006/picture">
+                <pic:pic>
+                  <pic:nvPicPr>
+                    <pic:cNvPr descr="C:/Users/serga/AppData/Local/Temp/opencode/docxgen/png/u03-substring-indices-val.png" id="140" name="Picture"/>
+                    <pic:cNvPicPr>
+                      <a:picLocks noChangeArrowheads="1" noChangeAspect="1"/>
+                    </pic:cNvPicPr>
+                  </pic:nvPicPr>
+                  <pic:blipFill>
+                    <a:blip r:embed="rId138"/>
+                    <a:stretch>
+                      <a:fillRect/>
+                    </a:stretch>
+                  </pic:blipFill>
+                  <pic:spPr bwMode="auto">
+                    <a:xfrm>
+                      <a:off x="0" y="0"/>
+                      <a:ext cx="5334000" cy="2192143"/>
+                    </a:xfrm>
+                    <a:prstGeom prst="rect">
+                      <a:avLst/>
+                    </a:prstGeom>
+                    <a:noFill/>
+                    <a:ln w="9525">
+                      <a:noFill/>
+                      <a:headEnd/>
+                      <a:tailEnd/>
+                    </a:ln>
+                  </pic:spPr>
+                </pic:pic>
+              </a:graphicData>
+            </a:graphic>
+          </wp:inline>
+        </w:drawing>
       </w:r>
     </w:p>
     <w:p>
@@ -41142,8 +41565,8 @@
         </w:pict>
       </w:r>
     </w:p>
-    <w:bookmarkEnd w:id="114"/>
-    <w:bookmarkStart w:id="115" w:name="school-exemple-guiat-el-nom-de-lusuari"/>
+    <w:bookmarkEnd w:id="141"/>
+    <w:bookmarkStart w:id="142" w:name="school-exemple-guiat-el-nom-de-lusuari"/>
     <w:p>
       <w:pPr>
         <w:pStyle w:val="Heading2"/>
@@ -42234,8 +42657,8 @@
         </w:pict>
       </w:r>
     </w:p>
-    <w:bookmarkEnd w:id="115"/>
-    <w:bookmarkStart w:id="116" w:name="star-sé-el-código-my-friend-7"/>
+    <w:bookmarkEnd w:id="142"/>
+    <w:bookmarkStart w:id="143" w:name="star-sé-el-código-my-friend-7"/>
     <w:p>
       <w:pPr>
         <w:pStyle w:val="Heading2"/>
@@ -42838,8 +43261,8 @@
         </w:pict>
       </w:r>
     </w:p>
-    <w:bookmarkEnd w:id="116"/>
-    <w:bookmarkStart w:id="117" w:name="dart-mini-chequeig-8"/>
+    <w:bookmarkEnd w:id="143"/>
+    <w:bookmarkStart w:id="144" w:name="dart-mini-chequeig-8"/>
     <w:p>
       <w:pPr>
         <w:pStyle w:val="Heading2"/>
@@ -43135,8 +43558,8 @@
         </w:pict>
       </w:r>
     </w:p>
-    <w:bookmarkEnd w:id="117"/>
-    <w:bookmarkStart w:id="118" w:name="white_check_mark-resum-en-3-frases-8"/>
+    <w:bookmarkEnd w:id="144"/>
+    <w:bookmarkStart w:id="145" w:name="white_check_mark-resum-en-3-frases-8"/>
     <w:p>
       <w:pPr>
         <w:pStyle w:val="Heading2"/>
@@ -43571,7 +43994,7 @@
       <w:r>
         <w:t xml:space="preserve"> </w:t>
       </w:r>
-      <w:hyperlink r:id="rId34">
+      <w:hyperlink r:id="rId37">
         <w:r>
           <w:rPr>
             <w:rStyle w:val="Hyperlink"/>
@@ -43641,9 +44064,9 @@
         </w:pict>
       </w:r>
     </w:p>
-    <w:bookmarkEnd w:id="118"/>
-    <w:bookmarkEnd w:id="119"/>
-    <w:bookmarkStart w:id="132" w:name="X831ce6b8cd47031b45e3866090a188a3202c37c"/>
+    <w:bookmarkEnd w:id="145"/>
+    <w:bookmarkEnd w:id="146"/>
+    <w:bookmarkStart w:id="162" w:name="X831ce6b8cd47031b45e3866090a188a3202c37c"/>
     <w:p>
       <w:pPr>
         <w:pStyle w:val="Heading1"/>
@@ -43699,7 +44122,7 @@
         </w:pict>
       </w:r>
     </w:p>
-    <w:bookmarkStart w:id="120" w:name="mailbox_with_mail-la-idea-en-una-frase-9"/>
+    <w:bookmarkStart w:id="150" w:name="mailbox_with_mail-la-idea-en-una-frase-9"/>
     <w:p>
       <w:pPr>
         <w:pStyle w:val="Heading2"/>
@@ -43724,6 +44147,53 @@
       </w:r>
       <w:r>
         <w:t xml:space="preserve">😈</w:t>
+      </w:r>
+    </w:p>
+    <w:p>
+      <w:pPr>
+        <w:pStyle w:val="FirstParagraph"/>
+      </w:pPr>
+      <w:r>
+        <w:drawing>
+          <wp:inline>
+            <wp:extent cx="5334000" cy="3156678"/>
+            <wp:effectExtent b="0" l="0" r="0" t="0"/>
+            <wp:docPr descr="Mapa mental de la unitat 03: set zones del temari amb l'error típic de cadascuna, dels tipus de variables als mètodes de String" title="" id="148" name="Picture"/>
+            <a:graphic>
+              <a:graphicData uri="http://schemas.openxmlformats.org/drawingml/2006/picture">
+                <pic:pic>
+                  <pic:nvPicPr>
+                    <pic:cNvPr descr="C:/Users/serga/AppData/Local/Temp/opencode/docxgen/png/u03-mapa-unidad-val.png" id="149" name="Picture"/>
+                    <pic:cNvPicPr>
+                      <a:picLocks noChangeArrowheads="1" noChangeAspect="1"/>
+                    </pic:cNvPicPr>
+                  </pic:nvPicPr>
+                  <pic:blipFill>
+                    <a:blip r:embed="rId147"/>
+                    <a:stretch>
+                      <a:fillRect/>
+                    </a:stretch>
+                  </pic:blipFill>
+                  <pic:spPr bwMode="auto">
+                    <a:xfrm>
+                      <a:off x="0" y="0"/>
+                      <a:ext cx="5334000" cy="3156678"/>
+                    </a:xfrm>
+                    <a:prstGeom prst="rect">
+                      <a:avLst/>
+                    </a:prstGeom>
+                    <a:noFill/>
+                    <a:ln w="9525">
+                      <a:noFill/>
+                      <a:headEnd/>
+                      <a:tailEnd/>
+                    </a:ln>
+                  </pic:spPr>
+                </pic:pic>
+              </a:graphicData>
+            </a:graphic>
+          </wp:inline>
+        </w:drawing>
       </w:r>
     </w:p>
     <w:p>
@@ -43733,8 +44203,8 @@
         </w:pict>
       </w:r>
     </w:p>
-    <w:bookmarkEnd w:id="120"/>
-    <w:bookmarkStart w:id="121" w:name="star-sé-el-código-my-friend-8"/>
+    <w:bookmarkEnd w:id="150"/>
+    <w:bookmarkStart w:id="151" w:name="star-sé-el-código-my-friend-8"/>
     <w:p>
       <w:pPr>
         <w:pStyle w:val="Heading2"/>
@@ -44698,8 +45168,8 @@
         </w:pict>
       </w:r>
     </w:p>
-    <w:bookmarkEnd w:id="121"/>
-    <w:bookmarkStart w:id="122" w:name="fire-fireside-chat-int-vs-double"/>
+    <w:bookmarkEnd w:id="151"/>
+    <w:bookmarkStart w:id="152" w:name="fire-fireside-chat-int-vs-double"/>
     <w:p>
       <w:pPr>
         <w:pStyle w:val="Heading2"/>
@@ -45026,8 +45496,8 @@
         </w:pict>
       </w:r>
     </w:p>
-    <w:bookmarkEnd w:id="122"/>
-    <w:bookmarkStart w:id="123" w:name="detective-qui-soc"/>
+    <w:bookmarkEnd w:id="152"/>
+    <w:bookmarkStart w:id="153" w:name="detective-qui-soc"/>
     <w:p>
       <w:pPr>
         <w:pStyle w:val="Heading2"/>
@@ -45387,8 +45857,8 @@
         </w:pict>
       </w:r>
     </w:p>
-    <w:bookmarkEnd w:id="123"/>
-    <w:bookmarkStart w:id="124" w:name="X6a8aa861b12ccd9faedd66c67900f966e7ea991"/>
+    <w:bookmarkEnd w:id="153"/>
+    <w:bookmarkStart w:id="154" w:name="X6a8aa861b12ccd9faedd66c67900f966e7ea991"/>
     <w:p>
       <w:pPr>
         <w:pStyle w:val="Heading2"/>
@@ -45687,8 +46157,8 @@
         </w:pict>
       </w:r>
     </w:p>
-    <w:bookmarkEnd w:id="124"/>
-    <w:bookmarkStart w:id="125" w:name="Xdf0ff0464b9c15253c83275619896256894a099"/>
+    <w:bookmarkEnd w:id="154"/>
+    <w:bookmarkStart w:id="155" w:name="Xdf0ff0464b9c15253c83275619896256894a099"/>
     <w:p>
       <w:pPr>
         <w:pStyle w:val="Heading2"/>
@@ -47393,8 +47863,8 @@
         </w:pict>
       </w:r>
     </w:p>
-    <w:bookmarkEnd w:id="125"/>
-    <w:bookmarkStart w:id="126" w:name="trophy-assoliments-desta-unitat"/>
+    <w:bookmarkEnd w:id="155"/>
+    <w:bookmarkStart w:id="156" w:name="trophy-assoliments-desta-unitat"/>
     <w:p>
       <w:pPr>
         <w:pStyle w:val="Heading2"/>
@@ -47678,8 +48148,8 @@
         </w:pict>
       </w:r>
     </w:p>
-    <w:bookmarkEnd w:id="126"/>
-    <w:bookmarkStart w:id="127" w:name="brain-atreveix-te-a-pensar"/>
+    <w:bookmarkEnd w:id="156"/>
+    <w:bookmarkStart w:id="157" w:name="brain-atreveix-te-a-pensar"/>
     <w:p>
       <w:pPr>
         <w:pStyle w:val="Heading2"/>
@@ -48896,8 +49366,8 @@
         </w:pict>
       </w:r>
     </w:p>
-    <w:bookmarkEnd w:id="127"/>
-    <w:bookmarkStart w:id="128" w:name="jigsaw-crucigrama-de-bits"/>
+    <w:bookmarkEnd w:id="157"/>
+    <w:bookmarkStart w:id="158" w:name="jigsaw-crucigrama-de-bits"/>
     <w:p>
       <w:pPr>
         <w:pStyle w:val="Heading2"/>
@@ -49045,8 +49515,8 @@
         </w:pict>
       </w:r>
     </w:p>
-    <w:bookmarkEnd w:id="128"/>
-    <w:bookmarkStart w:id="129" w:name="X7f6f9a04053918b9e4e8491e90e9597218f4cf3"/>
+    <w:bookmarkEnd w:id="158"/>
+    <w:bookmarkStart w:id="159" w:name="X7f6f9a04053918b9e4e8491e90e9597218f4cf3"/>
     <w:p>
       <w:pPr>
         <w:pStyle w:val="Heading2"/>
@@ -49332,8 +49802,8 @@
         </w:pict>
       </w:r>
     </w:p>
-    <w:bookmarkEnd w:id="129"/>
-    <w:bookmarkStart w:id="130" w:name="shrug-no-hi-ha-preguntes-tontes"/>
+    <w:bookmarkEnd w:id="159"/>
+    <w:bookmarkStart w:id="160" w:name="shrug-no-hi-ha-preguntes-tontes"/>
     <w:p>
       <w:pPr>
         <w:pStyle w:val="Heading2"/>
@@ -49945,8 +50415,8 @@
         </w:pict>
       </w:r>
     </w:p>
-    <w:bookmarkEnd w:id="130"/>
-    <w:bookmarkStart w:id="131" w:name="clapper-post-crèdits"/>
+    <w:bookmarkEnd w:id="160"/>
+    <w:bookmarkStart w:id="161" w:name="clapper-post-crèdits"/>
     <w:p>
       <w:pPr>
         <w:pStyle w:val="Heading2"/>
@@ -50229,7 +50699,7 @@
       <w:r>
         <w:t xml:space="preserve"> </w:t>
       </w:r>
-      <w:hyperlink r:id="rId34">
+      <w:hyperlink r:id="rId37">
         <w:r>
           <w:rPr>
             <w:rStyle w:val="Hyperlink"/>
@@ -50294,8 +50764,8 @@
         </w:r>
       </w:hyperlink>
     </w:p>
-    <w:bookmarkEnd w:id="131"/>
-    <w:bookmarkEnd w:id="132"/>
+    <w:bookmarkEnd w:id="161"/>
+    <w:bookmarkEnd w:id="162"/>
     <w:sectPr>
       <w:footnotePr>
         <w:numRestart w:val="eachSect"/>
